--- a/backend-exhibits/Slack to Google Chat Advanced Plan - Advanced Include.docx
+++ b/backend-exhibits/Slack to Google Chat Advanced Plan - Advanced Include.docx
@@ -51,7 +51,7 @@
             </w:pPr>
             <w:r>
               <w:rPr>
-                <w:rFonts w:ascii="Arial" w:eastAsia="Arial" w:hAnsi="Arial" w:cs="Arial"/>
+                <w:rFonts w:ascii="Arial" w:hAnsi="Arial" w:cs="Arial" w:eastAsia="Arial"/>
                 <w:b/>
                 <w:sz w:val="21"/>
                 <w:szCs w:val="21"/>
@@ -85,7 +85,7 @@
             </w:pPr>
             <w:r>
               <w:rPr>
-                <w:rFonts w:ascii="Arial" w:eastAsia="Arial" w:hAnsi="Arial" w:cs="Arial"/>
+                <w:rFonts w:ascii="Arial" w:hAnsi="Arial" w:cs="Arial" w:eastAsia="Arial"/>
                 <w:b/>
                 <w:sz w:val="21"/>
                 <w:szCs w:val="21"/>
@@ -113,7 +113,7 @@
             </w:pPr>
             <w:r>
               <w:rPr>
-                <w:rFonts w:ascii="Arial" w:eastAsia="Arial" w:hAnsi="Arial" w:cs="Arial"/>
+                <w:rFonts w:ascii="Arial" w:hAnsi="Arial" w:cs="Arial" w:eastAsia="Arial"/>
                 <w:sz w:val="21"/>
                 <w:szCs w:val="21"/>
               </w:rPr>
@@ -146,7 +146,7 @@
             </w:pPr>
             <w:r>
               <w:rPr>
-                <w:rFonts w:ascii="Arial" w:eastAsia="Arial" w:hAnsi="Arial" w:cs="Arial"/>
+                <w:rFonts w:ascii="Arial" w:hAnsi="Arial" w:cs="Arial" w:eastAsia="Arial"/>
                 <w:b/>
                 <w:sz w:val="21"/>
                 <w:szCs w:val="21"/>
@@ -175,7 +175,7 @@
             </w:pPr>
             <w:r>
               <w:rPr>
-                <w:rFonts w:ascii="Arial" w:eastAsia="Arial" w:hAnsi="Arial" w:cs="Arial"/>
+                <w:rFonts w:ascii="Arial" w:hAnsi="Arial" w:cs="Arial" w:eastAsia="Arial"/>
                 <w:sz w:val="21"/>
                 <w:szCs w:val="21"/>
               </w:rPr>
@@ -208,7 +208,7 @@
             </w:pPr>
             <w:r>
               <w:rPr>
-                <w:rFonts w:ascii="Arial" w:eastAsia="Arial" w:hAnsi="Arial" w:cs="Arial"/>
+                <w:rFonts w:ascii="Arial" w:hAnsi="Arial" w:cs="Arial" w:eastAsia="Arial"/>
                 <w:b/>
                 <w:sz w:val="21"/>
                 <w:szCs w:val="21"/>
@@ -236,7 +236,7 @@
             </w:pPr>
             <w:r>
               <w:rPr>
-                <w:rFonts w:ascii="Arial" w:eastAsia="Arial" w:hAnsi="Arial" w:cs="Arial"/>
+                <w:rFonts w:ascii="Arial" w:hAnsi="Arial" w:cs="Arial" w:eastAsia="Arial"/>
                 <w:sz w:val="21"/>
                 <w:szCs w:val="21"/>
               </w:rPr>
@@ -269,7 +269,7 @@
             </w:pPr>
             <w:r>
               <w:rPr>
-                <w:rFonts w:ascii="Arial" w:eastAsia="Arial" w:hAnsi="Arial" w:cs="Arial"/>
+                <w:rFonts w:ascii="Arial" w:hAnsi="Arial" w:cs="Arial" w:eastAsia="Arial"/>
                 <w:b/>
                 <w:sz w:val="21"/>
                 <w:szCs w:val="21"/>
@@ -298,7 +298,7 @@
             </w:pPr>
             <w:r>
               <w:rPr>
-                <w:rFonts w:ascii="Arial" w:eastAsia="Arial" w:hAnsi="Arial" w:cs="Arial"/>
+                <w:rFonts w:ascii="Arial" w:hAnsi="Arial" w:cs="Arial" w:eastAsia="Arial"/>
                 <w:sz w:val="21"/>
                 <w:szCs w:val="21"/>
               </w:rPr>
@@ -331,7 +331,7 @@
             </w:pPr>
             <w:r>
               <w:rPr>
-                <w:rFonts w:ascii="Arial" w:eastAsia="Arial" w:hAnsi="Arial" w:cs="Arial"/>
+                <w:rFonts w:ascii="Arial" w:hAnsi="Arial" w:cs="Arial" w:eastAsia="Arial"/>
                 <w:b/>
                 <w:sz w:val="21"/>
                 <w:szCs w:val="21"/>
@@ -359,7 +359,7 @@
             </w:pPr>
             <w:r>
               <w:rPr>
-                <w:rFonts w:ascii="Arial" w:eastAsia="Arial" w:hAnsi="Arial" w:cs="Arial"/>
+                <w:rFonts w:ascii="Arial" w:hAnsi="Arial" w:cs="Arial" w:eastAsia="Arial"/>
                 <w:sz w:val="21"/>
                 <w:szCs w:val="21"/>
               </w:rPr>
@@ -392,7 +392,7 @@
             </w:pPr>
             <w:r>
               <w:rPr>
-                <w:rFonts w:ascii="Arial" w:eastAsia="Arial" w:hAnsi="Arial" w:cs="Arial"/>
+                <w:rFonts w:ascii="Arial" w:hAnsi="Arial" w:cs="Arial" w:eastAsia="Arial"/>
                 <w:b/>
                 <w:sz w:val="21"/>
                 <w:szCs w:val="21"/>
@@ -421,7 +421,7 @@
             </w:pPr>
             <w:r>
               <w:rPr>
-                <w:rFonts w:ascii="Arial" w:eastAsia="Arial" w:hAnsi="Arial" w:cs="Arial"/>
+                <w:rFonts w:ascii="Arial" w:hAnsi="Arial" w:cs="Arial" w:eastAsia="Arial"/>
                 <w:sz w:val="21"/>
                 <w:szCs w:val="21"/>
               </w:rPr>
@@ -430,7 +430,7 @@
             <w:proofErr w:type="spellStart"/>
             <w:r>
               <w:rPr>
-                <w:rFonts w:ascii="Arial" w:eastAsia="Arial" w:hAnsi="Arial" w:cs="Arial"/>
+                <w:rFonts w:ascii="Arial" w:hAnsi="Arial" w:cs="Arial" w:eastAsia="Arial"/>
                 <w:sz w:val="21"/>
                 <w:szCs w:val="21"/>
               </w:rPr>
@@ -439,7 +439,7 @@
             <w:proofErr w:type="spellEnd"/>
             <w:r>
               <w:rPr>
-                <w:rFonts w:ascii="Arial" w:eastAsia="Arial" w:hAnsi="Arial" w:cs="Arial"/>
+                <w:rFonts w:ascii="Arial" w:hAnsi="Arial" w:cs="Arial" w:eastAsia="Arial"/>
                 <w:sz w:val="21"/>
                 <w:szCs w:val="21"/>
               </w:rPr>
@@ -472,7 +472,7 @@
             </w:pPr>
             <w:r>
               <w:rPr>
-                <w:rFonts w:ascii="Arial" w:eastAsia="Arial" w:hAnsi="Arial" w:cs="Arial"/>
+                <w:rFonts w:ascii="Arial" w:hAnsi="Arial" w:cs="Arial" w:eastAsia="Arial"/>
                 <w:b/>
                 <w:sz w:val="21"/>
                 <w:szCs w:val="21"/>
@@ -500,7 +500,7 @@
             </w:pPr>
             <w:r>
               <w:rPr>
-                <w:rFonts w:ascii="Arial" w:eastAsia="Arial" w:hAnsi="Arial" w:cs="Arial"/>
+                <w:rFonts w:ascii="Arial" w:hAnsi="Arial" w:cs="Arial" w:eastAsia="Arial"/>
                 <w:sz w:val="21"/>
                 <w:szCs w:val="21"/>
               </w:rPr>
@@ -533,7 +533,7 @@
             </w:pPr>
             <w:r>
               <w:rPr>
-                <w:rFonts w:ascii="Arial" w:eastAsia="Arial" w:hAnsi="Arial" w:cs="Arial"/>
+                <w:rFonts w:ascii="Arial" w:hAnsi="Arial" w:cs="Arial" w:eastAsia="Arial"/>
                 <w:b/>
                 <w:sz w:val="21"/>
                 <w:szCs w:val="21"/>
@@ -562,7 +562,7 @@
             </w:pPr>
             <w:r>
               <w:rPr>
-                <w:rFonts w:ascii="Arial" w:eastAsia="Arial" w:hAnsi="Arial" w:cs="Arial"/>
+                <w:rFonts w:ascii="Arial" w:hAnsi="Arial" w:cs="Arial" w:eastAsia="Arial"/>
                 <w:sz w:val="21"/>
                 <w:szCs w:val="21"/>
               </w:rPr>
@@ -595,7 +595,7 @@
             </w:pPr>
             <w:r>
               <w:rPr>
-                <w:rFonts w:ascii="Arial" w:eastAsia="Arial" w:hAnsi="Arial" w:cs="Arial"/>
+                <w:rFonts w:ascii="Arial" w:hAnsi="Arial" w:cs="Arial" w:eastAsia="Arial"/>
                 <w:b/>
                 <w:sz w:val="21"/>
                 <w:szCs w:val="21"/>
@@ -605,7 +605,7 @@
             <w:proofErr w:type="gramStart"/>
             <w:r>
               <w:rPr>
-                <w:rFonts w:ascii="Arial" w:eastAsia="Arial" w:hAnsi="Arial" w:cs="Arial"/>
+                <w:rFonts w:ascii="Arial" w:hAnsi="Arial" w:cs="Arial" w:eastAsia="Arial"/>
                 <w:b/>
                 <w:sz w:val="21"/>
                 <w:szCs w:val="21"/>
@@ -615,7 +615,7 @@
             <w:proofErr w:type="gramEnd"/>
             <w:r>
               <w:rPr>
-                <w:rFonts w:ascii="Arial" w:eastAsia="Arial" w:hAnsi="Arial" w:cs="Arial"/>
+                <w:rFonts w:ascii="Arial" w:hAnsi="Arial" w:cs="Arial" w:eastAsia="Arial"/>
                 <w:b/>
                 <w:sz w:val="21"/>
                 <w:szCs w:val="21"/>
@@ -643,7 +643,7 @@
             </w:pPr>
             <w:r>
               <w:rPr>
-                <w:rFonts w:ascii="Arial" w:eastAsia="Arial" w:hAnsi="Arial" w:cs="Arial"/>
+                <w:rFonts w:ascii="Arial" w:hAnsi="Arial" w:cs="Arial" w:eastAsia="Arial"/>
                 <w:sz w:val="21"/>
                 <w:szCs w:val="21"/>
               </w:rPr>
@@ -676,7 +676,7 @@
             </w:pPr>
             <w:r>
               <w:rPr>
-                <w:rFonts w:ascii="Arial" w:eastAsia="Arial" w:hAnsi="Arial" w:cs="Arial"/>
+                <w:rFonts w:ascii="Arial" w:hAnsi="Arial" w:cs="Arial" w:eastAsia="Arial"/>
                 <w:b/>
                 <w:sz w:val="21"/>
                 <w:szCs w:val="21"/>
@@ -705,7 +705,7 @@
             </w:pPr>
             <w:r>
               <w:rPr>
-                <w:rFonts w:ascii="Arial" w:eastAsia="Arial" w:hAnsi="Arial" w:cs="Arial"/>
+                <w:rFonts w:ascii="Arial" w:hAnsi="Arial" w:cs="Arial" w:eastAsia="Arial"/>
                 <w:sz w:val="21"/>
                 <w:szCs w:val="21"/>
               </w:rPr>
@@ -738,7 +738,7 @@
             </w:pPr>
             <w:r>
               <w:rPr>
-                <w:rFonts w:ascii="Arial" w:eastAsia="Arial" w:hAnsi="Arial" w:cs="Arial"/>
+                <w:rFonts w:ascii="Arial" w:hAnsi="Arial" w:cs="Arial" w:eastAsia="Arial"/>
                 <w:b/>
                 <w:sz w:val="21"/>
                 <w:szCs w:val="21"/>
@@ -766,7 +766,7 @@
             </w:pPr>
             <w:r>
               <w:rPr>
-                <w:rFonts w:ascii="Arial" w:eastAsia="Arial" w:hAnsi="Arial" w:cs="Arial"/>
+                <w:rFonts w:ascii="Arial" w:hAnsi="Arial" w:cs="Arial" w:eastAsia="Arial"/>
                 <w:sz w:val="21"/>
                 <w:szCs w:val="21"/>
               </w:rPr>
@@ -799,7 +799,7 @@
             </w:pPr>
             <w:r>
               <w:rPr>
-                <w:rFonts w:ascii="Arial" w:eastAsia="Arial" w:hAnsi="Arial" w:cs="Arial"/>
+                <w:rFonts w:ascii="Arial" w:hAnsi="Arial" w:cs="Arial" w:eastAsia="Arial"/>
                 <w:b/>
                 <w:sz w:val="21"/>
                 <w:szCs w:val="21"/>
@@ -828,7 +828,7 @@
             </w:pPr>
             <w:r>
               <w:rPr>
-                <w:rFonts w:ascii="Arial" w:eastAsia="Arial" w:hAnsi="Arial" w:cs="Arial"/>
+                <w:rFonts w:ascii="Arial" w:hAnsi="Arial" w:cs="Arial" w:eastAsia="Arial"/>
                 <w:sz w:val="21"/>
                 <w:szCs w:val="21"/>
               </w:rPr>
@@ -861,7 +861,7 @@
             </w:pPr>
             <w:r>
               <w:rPr>
-                <w:rFonts w:ascii="Arial" w:eastAsia="Arial" w:hAnsi="Arial" w:cs="Arial"/>
+                <w:rFonts w:ascii="Arial" w:hAnsi="Arial" w:cs="Arial" w:eastAsia="Arial"/>
                 <w:b/>
                 <w:sz w:val="21"/>
                 <w:szCs w:val="21"/>
@@ -889,7 +889,7 @@
             </w:pPr>
             <w:r>
               <w:rPr>
-                <w:rFonts w:ascii="Arial" w:eastAsia="Arial" w:hAnsi="Arial" w:cs="Arial"/>
+                <w:rFonts w:ascii="Arial" w:hAnsi="Arial" w:cs="Arial" w:eastAsia="Arial"/>
                 <w:sz w:val="21"/>
                 <w:szCs w:val="21"/>
               </w:rPr>
@@ -923,7 +923,7 @@
             </w:pPr>
             <w:r>
               <w:rPr>
-                <w:rFonts w:ascii="Arial" w:eastAsia="Arial" w:hAnsi="Arial" w:cs="Arial"/>
+                <w:rFonts w:ascii="Arial" w:hAnsi="Arial" w:cs="Arial" w:eastAsia="Arial"/>
                 <w:b/>
                 <w:sz w:val="21"/>
                 <w:szCs w:val="21"/>
@@ -952,7 +952,7 @@
             </w:pPr>
             <w:r>
               <w:rPr>
-                <w:rFonts w:ascii="Arial" w:eastAsia="Arial" w:hAnsi="Arial" w:cs="Arial"/>
+                <w:rFonts w:ascii="Arial" w:hAnsi="Arial" w:cs="Arial" w:eastAsia="Arial"/>
                 <w:sz w:val="21"/>
                 <w:szCs w:val="21"/>
               </w:rPr>
@@ -977,10 +977,10 @@
   <w:docDefaults>
     <w:rPrDefault>
       <w:rPr>
-        <w:rFonts w:asciiTheme="minorHAnsi" w:eastAsiaTheme="minorEastAsia" w:hAnsiTheme="minorHAnsi" w:cstheme="minorBidi"/>
+        <w:rFonts w:ascii="Arial" w:hAnsi="Arial" w:cs="Arial" w:eastAsia="Arial"/>
         <w:kern w:val="2"/>
-        <w:sz w:val="24"/>
-        <w:szCs w:val="24"/>
+        <w:sz w:val="21"/>
+        <w:szCs w:val="21"/>
         <w:lang w:val="en-IN" w:eastAsia="en-IN" w:bidi="ar-SA"/>
         <w14:ligatures w14:val="standardContextual"/>
       </w:rPr>
@@ -1376,9 +1376,9 @@
       <w:spacing w:line="259" w:lineRule="auto"/>
     </w:pPr>
     <w:rPr>
-      <w:rFonts w:ascii="Calibri" w:eastAsia="Calibri" w:hAnsi="Calibri" w:cs="Calibri"/>
+      <w:rFonts w:ascii="Arial" w:hAnsi="Arial" w:cs="Arial" w:eastAsia="Arial"/>
       <w:color w:val="000000"/>
-      <w:sz w:val="22"/>
+      <w:sz w:val="21"/>
     </w:rPr>
   </w:style>
   <w:style w:type="character" w:default="1" w:styleId="DefaultParagraphFont">
